--- a/pr-preview/pr-436/mcmc-handout.docx
+++ b/pr-preview/pr-436/mcmc-handout.docx
@@ -15,7 +15,7 @@
         <w:pStyle w:val="Date"/>
       </w:pPr>
       <w:r>
-        <w:t xml:space="preserve">Last modified: 2026-10-22 14:37:13 (PDT)</w:t>
+        <w:t xml:space="preserve">Last modified: 2026-10-22 15:47:56 (PDT)</w:t>
       </w:r>
     </w:p>
     <w:p>
@@ -19994,7 +19994,7 @@
     </w:p>
     <w:bookmarkEnd w:id="67"/>
     <w:bookmarkEnd w:id="68"/>
-    <w:bookmarkStart w:id="77" w:name="sec-dic"/>
+    <w:bookmarkStart w:id="78" w:name="sec-dic"/>
     <w:p>
       <w:pPr>
         <w:pStyle w:val="Heading2"/>
@@ -20172,7 +20172,7 @@
       </w:r>
     </w:p>
     <w:bookmarkEnd w:id="71"/>
-    <w:bookmarkStart w:id="72" w:name="def-effective-parameters"/>
+    <w:bookmarkStart w:id="72" w:name="def-mean-bayes-deviance"/>
     <w:p>
       <w:pPr>
         <w:pStyle w:val="BodyText"/>
@@ -20182,74 +20182,7 @@
           <w:b/>
           <w:bCs/>
         </w:rPr>
-        <w:t xml:space="preserve">Definition 15 (Effective number of parameters)</w:t>
-      </w:r>
-      <w:r>
-        <w:t xml:space="preserve"> </w:t>
-      </w:r>
-      <w:r>
-        <w:t xml:space="preserve">Let</w:t>
-      </w:r>
-      <w:r>
-        <w:t xml:space="preserve"> </w:t>
-      </w:r>
-      <w:r>
-        <w:t xml:space="preserve">$\overline{\operatorname{dev}_{\mathrm{DIC}}} \stackrel{\text{def}}{=}{\mathbb{E}\mathopen{}\left[{\operatorname{dev}_{\mathrm{DIC}}\mathopen{}\left(\mathord{\smash[b]{\underset{\raise.3ex\hbox{$\scriptstyle\sim$}}{\theta}}\vphantom{\theta}}\right)\mathclose{}} \mid \mathord{\smash[b]{\underset{\raise.3ex\hbox{$\scriptstyle\sim$}}{y}}\vphantom{y}}\right]\mathclose{}}$</w:t>
-      </w:r>
-      <w:r>
-        <w:t xml:space="preserve"> </w:t>
-      </w:r>
-      <w:r>
-        <w:t xml:space="preserve">be the</w:t>
-      </w:r>
-      <w:r>
-        <w:t xml:space="preserve"> </w:t>
-      </w:r>
-      <w:hyperlink w:anchor="def-posterior">
-        <w:r>
-          <w:rPr>
-            <w:rStyle w:val="Hyperlink"/>
-          </w:rPr>
-          <w:t xml:space="preserve">posterior</w:t>
-        </w:r>
-      </w:hyperlink>
-      <w:r>
-        <w:t xml:space="preserve"> </w:t>
-      </w:r>
-      <w:r>
-        <w:t xml:space="preserve">mean of the</w:t>
-      </w:r>
-      <w:r>
-        <w:t xml:space="preserve"> </w:t>
-      </w:r>
-      <w:hyperlink w:anchor="def-bayes-deviance">
-        <w:r>
-          <w:rPr>
-            <w:rStyle w:val="Hyperlink"/>
-          </w:rPr>
-          <w:t xml:space="preserve">deviance</w:t>
-        </w:r>
-      </w:hyperlink>
-      <w:r>
-        <w:t xml:space="preserve">,</w:t>
-      </w:r>
-      <w:r>
-        <w:t xml:space="preserve"> </w:t>
-      </w:r>
-      <w:r>
-        <w:t xml:space="preserve">and let</w:t>
-      </w:r>
-      <w:r>
-        <w:t xml:space="preserve"> </w:t>
-      </w:r>
-      <w:r>
-        <w:t xml:space="preserve">$\bar{\mathord{\smash[b]{\underset{\raise.3ex\hbox{$\scriptstyle\sim$}}{\theta}}\vphantom{\theta}}} \stackrel{\text{def}}{=}{\mathbb{E}\mathopen{}\left[\mathord{\smash[b]{\underset{\raise.3ex\hbox{$\scriptstyle\sim$}}{\theta}}\vphantom{\theta}}\mid \mathord{\smash[b]{\underset{\raise.3ex\hbox{$\scriptstyle\sim$}}{y}}\vphantom{y}}\right]\mathclose{}}$</w:t>
-      </w:r>
-      <w:r>
-        <w:t xml:space="preserve"> </w:t>
-      </w:r>
-      <w:r>
-        <w:t xml:space="preserve">be the posterior mean of the parameters.</w:t>
+        <w:t xml:space="preserve">Definition 15 (Posterior mean deviance)</w:t>
       </w:r>
       <w:r>
         <w:t xml:space="preserve"> </w:t>
@@ -20265,323 +20198,7 @@
           <w:b/>
           <w:bCs/>
         </w:rPr>
-        <w:t xml:space="preserve">effective number of parameters</w:t>
-      </w:r>
-      <w:r>
-        <w:t xml:space="preserve"> </w:t>
-      </w:r>
-      <w:r>
-        <w:t xml:space="preserve">is</w:t>
-      </w:r>
-    </w:p>
-    <w:p>
-      <w:pPr>
-        <w:pStyle w:val="BodyText"/>
-      </w:pPr>
-      <w:r>
-        <w:t xml:space="preserve">$$
-    p_D \stackrel{\text{def}}{=}\overline{\operatorname{dev}_{\mathrm{DIC}}} - {\operatorname{dev}_{\mathrm{DIC}}\mathopen{}\left(\bar{\mathord{\smash[b]{\underset{\raise.3ex\hbox{$\scriptstyle\sim$}}{\theta}}\vphantom{\theta}}}\right)\mathclose{}}.
-    $$</w:t>
-      </w:r>
-    </w:p>
-    <w:bookmarkEnd w:id="72"/>
-    <w:bookmarkStart w:id="73" w:name="def-dic"/>
-    <w:p>
-      <w:pPr>
-        <w:pStyle w:val="FirstParagraph"/>
-      </w:pPr>
-      <w:r>
-        <w:rPr>
-          <w:b/>
-          <w:bCs/>
-        </w:rPr>
-        <w:t xml:space="preserve">Definition 16 (Deviance information criterion)</w:t>
-      </w:r>
-      <w:r>
-        <w:t xml:space="preserve"> </w:t>
-      </w:r>
-      <w:r>
-        <w:t xml:space="preserve">The</w:t>
-      </w:r>
-      <w:r>
-        <w:t xml:space="preserve"> </w:t>
-      </w:r>
-      <w:r>
-        <w:rPr>
-          <w:b/>
-          <w:bCs/>
-        </w:rPr>
-        <w:t xml:space="preserve">deviance information criterion</w:t>
-      </w:r>
-      <w:r>
-        <w:t xml:space="preserve"> </w:t>
-      </w:r>
-      <w:r>
-        <w:t xml:space="preserve">is</w:t>
-      </w:r>
-    </w:p>
-    <w:p>
-      <w:pPr>
-        <w:pStyle w:val="BodyText"/>
-      </w:pPr>
-      <w:r>
-        <w:t xml:space="preserve">$$
-    \operatorname{DIC} \stackrel{\text{def}}{=}{\operatorname{dev}_{\mathrm{DIC}}\mathopen{}\left(\bar{\mathord{\smash[b]{\underset{\raise.3ex\hbox{$\scriptstyle\sim$}}{\theta}}\vphantom{\theta}}}\right)\mathclose{}} + 2\,p_D,
-    $$</w:t>
-      </w:r>
-    </w:p>
-    <w:p>
-      <w:pPr>
-        <w:pStyle w:val="FirstParagraph"/>
-      </w:pPr>
-      <w:r>
-        <w:t xml:space="preserve">with</w:t>
-      </w:r>
-      <w:r>
-        <w:t xml:space="preserve"> </w:t>
-      </w:r>
-      <m:oMath>
-        <m:sSub>
-          <m:e>
-            <m:r>
-              <m:rPr>
-                <m:sty m:val="p"/>
-              </m:rPr>
-              <m:t>dev</m:t>
-            </m:r>
-          </m:e>
-          <m:sub>
-            <m:r>
-              <m:rPr>
-                <m:sty m:val="p"/>
-              </m:rPr>
-              <m:t>D</m:t>
-            </m:r>
-            <m:r>
-              <m:rPr>
-                <m:sty m:val="p"/>
-              </m:rPr>
-              <m:t>I</m:t>
-            </m:r>
-            <m:r>
-              <m:rPr>
-                <m:sty m:val="p"/>
-              </m:rPr>
-              <m:t>C</m:t>
-            </m:r>
-          </m:sub>
-        </m:sSub>
-      </m:oMath>
-      <w:r>
-        <w:t xml:space="preserve"> </w:t>
-      </w:r>
-      <w:r>
-        <w:t xml:space="preserve">from</w:t>
-      </w:r>
-      <w:r>
-        <w:t xml:space="preserve"> </w:t>
-      </w:r>
-      <w:hyperlink w:anchor="def-bayes-deviance">
-        <w:r>
-          <w:rPr>
-            <w:rStyle w:val="Hyperlink"/>
-          </w:rPr>
-          <w:t xml:space="preserve">Definition 14</w:t>
-        </w:r>
-      </w:hyperlink>
-      <w:r>
-        <w:t xml:space="preserve"> </w:t>
-      </w:r>
-      <w:r>
-        <w:t xml:space="preserve">and</w:t>
-      </w:r>
-      <w:r>
-        <w:t xml:space="preserve"> </w:t>
-      </w:r>
-      <m:oMath>
-        <m:sSub>
-          <m:e>
-            <m:r>
-              <m:t>p</m:t>
-            </m:r>
-          </m:e>
-          <m:sub>
-            <m:r>
-              <m:t>D</m:t>
-            </m:r>
-          </m:sub>
-        </m:sSub>
-      </m:oMath>
-      <w:r>
-        <w:t xml:space="preserve"> </w:t>
-      </w:r>
-      <w:r>
-        <w:t xml:space="preserve">from</w:t>
-      </w:r>
-      <w:r>
-        <w:t xml:space="preserve"> </w:t>
-      </w:r>
-      <w:hyperlink w:anchor="def-effective-parameters">
-        <w:r>
-          <w:rPr>
-            <w:rStyle w:val="Hyperlink"/>
-          </w:rPr>
-          <w:t xml:space="preserve">Definition 15</w:t>
-        </w:r>
-      </w:hyperlink>
-      <w:r>
-        <w:t xml:space="preserve">.</w:t>
-      </w:r>
-    </w:p>
-    <w:p>
-      <w:pPr>
-        <w:pStyle w:val="BodyText"/>
-      </w:pPr>
-      <w:r>
-        <w:t xml:space="preserve">Source:</w:t>
-      </w:r>
-      <w:r>
-        <w:t xml:space="preserve"> </w:t>
-      </w:r>
-      <w:r>
-        <w:t xml:space="preserve">Wikipedia contributors [11]</w:t>
-      </w:r>
-      <w:r>
-        <w:t xml:space="preserve">.</w:t>
-      </w:r>
-    </w:p>
-    <w:bookmarkEnd w:id="73"/>
-    <w:p>
-      <w:pPr>
-        <w:pStyle w:val="BodyText"/>
-      </w:pPr>
-      <w:r>
-        <w:t xml:space="preserve">Substituting</w:t>
-      </w:r>
-      <w:r>
-        <w:t xml:space="preserve"> </w:t>
-      </w:r>
-      <w:hyperlink w:anchor="def-effective-parameters">
-        <w:r>
-          <w:rPr>
-            <w:rStyle w:val="Hyperlink"/>
-          </w:rPr>
-          <w:t xml:space="preserve">Definition 15</w:t>
-        </w:r>
-      </w:hyperlink>
-      <w:r>
-        <w:t xml:space="preserve"> </w:t>
-      </w:r>
-      <w:r>
-        <w:t xml:space="preserve">gives an equivalent form:</w:t>
-      </w:r>
-    </w:p>
-    <w:p>
-      <w:pPr>
-        <w:pStyle w:val="BodyText"/>
-      </w:pPr>
-      <w:r>
-        <w:t xml:space="preserve">$$
-    \begin{aligned}
-    \operatorname{DIC}
-    &amp;= {\operatorname{dev}_{\mathrm{DIC}}\mathopen{}\left(\bar{\mathord{\smash[b]{\underset{\raise.3ex\hbox{$\scriptstyle\sim$}}{\theta}}\vphantom{\theta}}}\right)\mathclose{}} + 2\mathopen{}\left(\overline{\operatorname{dev}_{\mathrm{DIC}}} - {\operatorname{dev}_{\mathrm{DIC}}\mathopen{}\left(\bar{\mathord{\smash[b]{\underset{\raise.3ex\hbox{$\scriptstyle\sim$}}{\theta}}\vphantom{\theta}}}\right)\mathclose{}}\right)\mathclose{}
-    &amp;&amp; \text{(definition of $p_D$)}\\
-    &amp;= 2\overline{\operatorname{dev}_{\mathrm{DIC}}} - {\operatorname{dev}_{\mathrm{DIC}}\mathopen{}\left(\bar{\mathord{\smash[b]{\underset{\raise.3ex\hbox{$\scriptstyle\sim$}}{\theta}}\vphantom{\theta}}}\right)\mathclose{}}
-    &amp;&amp; \text{(collecting terms)}\\
-    &amp;= \overline{\operatorname{dev}_{\mathrm{DIC}}} + \mathopen{}\left(\overline{\operatorname{dev}_{\mathrm{DIC}}} - {\operatorname{dev}_{\mathrm{DIC}}\mathopen{}\left(\bar{\mathord{\smash[b]{\underset{\raise.3ex\hbox{$\scriptstyle\sim$}}{\theta}}\vphantom{\theta}}}\right)\mathclose{}}\right)\mathclose{}
-    &amp;&amp; \text{(splitting $2\overline{\operatorname{dev}_{\mathrm{DIC}}}$)}\\
-    &amp;= \overline{\operatorname{dev}_{\mathrm{DIC}}} + p_D
-    &amp;&amp; \text{(definition of $p_D$)}.
-    \end{aligned}
-    $$</w:t>
-      </w:r>
-    </w:p>
-    <w:p>
-      <w:pPr>
-        <w:pStyle w:val="FirstParagraph"/>
-      </w:pPr>
-      <w:r>
-        <w:t xml:space="preserve">The term</w:t>
-      </w:r>
-      <w:r>
-        <w:t xml:space="preserve"> </w:t>
-      </w:r>
-      <w:r>
-        <w:t xml:space="preserve">${\operatorname{dev}_{\mathrm{DIC}}\mathopen{}\left(\bar{\mathord{\smash[b]{\underset{\raise.3ex\hbox{$\scriptstyle\sim$}}{\theta}}\vphantom{\theta}}}\right)\mathclose{}}$</w:t>
-      </w:r>
-      <w:r>
-        <w:t xml:space="preserve"> </w:t>
-      </w:r>
-      <w:r>
-        <w:t xml:space="preserve">rewards fit,</w:t>
-      </w:r>
-      <w:r>
-        <w:t xml:space="preserve"> </w:t>
-      </w:r>
-      <w:r>
-        <w:t xml:space="preserve">while</w:t>
-      </w:r>
-      <w:r>
-        <w:t xml:space="preserve"> </w:t>
-      </w:r>
-      <m:oMath>
-        <m:sSub>
-          <m:e>
-            <m:r>
-              <m:t>p</m:t>
-            </m:r>
-          </m:e>
-          <m:sub>
-            <m:r>
-              <m:t>D</m:t>
-            </m:r>
-          </m:sub>
-        </m:sSub>
-      </m:oMath>
-      <w:r>
-        <w:t xml:space="preserve"> </w:t>
-      </w:r>
-      <w:r>
-        <w:t xml:space="preserve">penalizes complexity:</w:t>
-      </w:r>
-      <w:r>
-        <w:t xml:space="preserve"> </w:t>
-      </w:r>
-      <w:r>
-        <w:t xml:space="preserve">it measures how much the deviance is reduced, on average,</w:t>
-      </w:r>
-      <w:r>
-        <w:t xml:space="preserve"> </w:t>
-      </w:r>
-      <w:r>
-        <w:t xml:space="preserve">by letting the parameters adapt to the data.</w:t>
-      </w:r>
-      <w:r>
-        <w:t xml:space="preserve"> </w:t>
-      </w:r>
-      <w:r>
-        <w:t xml:space="preserve">As with Akaike’s criterion, lower DIC is better,</w:t>
-      </w:r>
-      <w:r>
-        <w:t xml:space="preserve"> </w:t>
-      </w:r>
-      <w:r>
-        <w:t xml:space="preserve">and only differences in DIC between models fit to the same data are meaningful</w:t>
-      </w:r>
-      <w:r>
-        <w:t xml:space="preserve"> </w:t>
-      </w:r>
-      <w:r>
-        <w:t xml:space="preserve">[1, Ch. 13], p. 306</w:t>
-      </w:r>
-      <w:r>
-        <w:t xml:space="preserve">.</w:t>
-      </w:r>
-      <w:r>
-        <w:t xml:space="preserve"> </w:t>
-      </w:r>
-      <w:r>
-        <w:t xml:space="preserve">Both</w:t>
+        <w:t xml:space="preserve">posterior mean deviance</w:t>
       </w:r>
       <w:r>
         <w:t xml:space="preserve"> </w:t>
@@ -20629,285 +20246,72 @@
         <w:t xml:space="preserve"> </w:t>
       </w:r>
       <w:r>
-        <w:t xml:space="preserve">and</w:t>
-      </w:r>
-      <w:r>
-        <w:t xml:space="preserve"> </w:t>
-      </w:r>
-      <w:r>
-        <w:t xml:space="preserve">$\bar{\mathord{\smash[b]{\underset{\raise.3ex\hbox{$\scriptstyle\sim$}}{\theta}}\vphantom{\theta}}}$</w:t>
-      </w:r>
-      <w:r>
-        <w:t xml:space="preserve"> </w:t>
-      </w:r>
-      <w:r>
-        <w:t xml:space="preserve">are</w:t>
-      </w:r>
-      <w:r>
-        <w:t xml:space="preserve"> </w:t>
-      </w:r>
-      <w:hyperlink w:anchor="def-monte-carlo-estimate">
+        <w:t xml:space="preserve">is the</w:t>
+      </w:r>
+      <w:r>
+        <w:t xml:space="preserve"> </w:t>
+      </w:r>
+      <w:hyperlink w:anchor="def-posterior">
         <w:r>
           <w:rPr>
             <w:rStyle w:val="Hyperlink"/>
           </w:rPr>
-          <w:t xml:space="preserve">Monte Carlo estimates</w:t>
+          <w:t xml:space="preserve">posterior</w:t>
         </w:r>
       </w:hyperlink>
       <w:r>
         <w:t xml:space="preserve"> </w:t>
       </w:r>
       <w:r>
-        <w:t xml:space="preserve">from the posterior draws,</w:t>
-      </w:r>
-      <w:r>
-        <w:t xml:space="preserve"> </w:t>
-      </w:r>
-      <w:r>
-        <w:t xml:space="preserve">so DIC is a by-product of an MCMC run.</w:t>
+        <w:t xml:space="preserve">mean of the</w:t>
+      </w:r>
+      <w:r>
+        <w:t xml:space="preserve"> </w:t>
+      </w:r>
+      <w:hyperlink w:anchor="def-bayes-deviance">
+        <w:r>
+          <w:rPr>
+            <w:rStyle w:val="Hyperlink"/>
+          </w:rPr>
+          <w:t xml:space="preserve">deviance</w:t>
+        </w:r>
+      </w:hyperlink>
+      <w:r>
+        <w:t xml:space="preserve"> </w:t>
+      </w:r>
+      <w:r>
+        <w:t xml:space="preserve">of a parameter value:</w:t>
       </w:r>
     </w:p>
-    <w:bookmarkStart w:id="75" w:name="exm-dic-bernoulli"/>
     <w:p>
       <w:pPr>
         <w:pStyle w:val="BodyText"/>
       </w:pPr>
       <w:r>
+        <w:t xml:space="preserve">$$
+    \overline{\operatorname{dev}_{\mathrm{DIC}}} \stackrel{\text{def}}{=}{\mathbb{E}\mathopen{}\left[{\operatorname{dev}_{\mathrm{DIC}}\mathopen{}\left(\mathord{\smash[b]{\underset{\raise.3ex\hbox{$\scriptstyle\sim$}}{\theta}}\vphantom{\theta}}\right)\mathclose{}} \mid \mathord{\smash[b]{\underset{\raise.3ex\hbox{$\scriptstyle\sim$}}{y}}\vphantom{y}}\right]\mathclose{}}.
+    $$</w:t>
+      </w:r>
+    </w:p>
+    <w:bookmarkEnd w:id="72"/>
+    <w:bookmarkStart w:id="73" w:name="def-effective-parameters"/>
+    <w:p>
+      <w:pPr>
+        <w:pStyle w:val="FirstParagraph"/>
+      </w:pPr>
+      <w:r>
         <w:rPr>
           <w:b/>
           <w:bCs/>
         </w:rPr>
-        <w:t xml:space="preserve">Example 12 (DIC for the Bernoulli model)</w:t>
-      </w:r>
-      <w:r>
-        <w:t xml:space="preserve"> </w:t>
-      </w:r>
-      <w:r>
-        <w:t xml:space="preserve">For</w:t>
-      </w:r>
-      <w:r>
-        <w:t xml:space="preserve"> </w:t>
-      </w:r>
-      <m:oMath>
-        <m:r>
-          <m:t>r</m:t>
-        </m:r>
-        <m:r>
-          <m:rPr>
-            <m:sty m:val="p"/>
-          </m:rPr>
-          <m:t>=</m:t>
-        </m:r>
-        <m:r>
-          <m:t>55</m:t>
-        </m:r>
-      </m:oMath>
-      <w:r>
-        <w:t xml:space="preserve"> </w:t>
-      </w:r>
-      <w:r>
-        <w:t xml:space="preserve">successes in</w:t>
-      </w:r>
-      <w:r>
-        <w:t xml:space="preserve"> </w:t>
-      </w:r>
-      <m:oMath>
-        <m:r>
-          <m:t>n</m:t>
-        </m:r>
-        <m:r>
-          <m:rPr>
-            <m:sty m:val="p"/>
-          </m:rPr>
-          <m:t>=</m:t>
-        </m:r>
-        <m:r>
-          <m:t>91</m:t>
-        </m:r>
-      </m:oMath>
-      <w:r>
-        <w:t xml:space="preserve"> </w:t>
-      </w:r>
-      <w:r>
-        <w:t xml:space="preserve">trials,</w:t>
-      </w:r>
-      <w:r>
-        <w:t xml:space="preserve"> </w:t>
-      </w:r>
-      <m:oMath>
-        <m:sSub>
-          <m:e>
-            <m:r>
-              <m:rPr>
-                <m:sty m:val="p"/>
-              </m:rPr>
-              <m:t>dev</m:t>
-            </m:r>
-          </m:e>
-          <m:sub>
-            <m:r>
-              <m:rPr>
-                <m:sty m:val="p"/>
-              </m:rPr>
-              <m:t>D</m:t>
-            </m:r>
-            <m:r>
-              <m:rPr>
-                <m:sty m:val="p"/>
-              </m:rPr>
-              <m:t>I</m:t>
-            </m:r>
-            <m:r>
-              <m:rPr>
-                <m:sty m:val="p"/>
-              </m:rPr>
-              <m:t>C</m:t>
-            </m:r>
-          </m:sub>
-        </m:sSub>
-        <m:r>
-          <m:t>​</m:t>
-        </m:r>
-        <m:d>
-          <m:dPr>
-            <m:begChr m:val="("/>
-            <m:sepChr m:val=""/>
-            <m:endChr m:val=")"/>
-            <m:grow/>
-          </m:dPr>
-          <m:e>
-            <m:r>
-              <m:t>π</m:t>
-            </m:r>
-          </m:e>
-        </m:d>
-        <m:r>
-          <m:t>​</m:t>
-        </m:r>
-        <m:r>
-          <m:rPr>
-            <m:sty m:val="p"/>
-          </m:rPr>
-          <m:t>=</m:t>
-        </m:r>
-        <m:r>
-          <m:rPr>
-            <m:sty m:val="p"/>
-          </m:rPr>
-          <m:t>−</m:t>
-        </m:r>
-        <m:r>
-          <m:t>2</m:t>
-        </m:r>
-        <m:r>
-          <m:t>​</m:t>
-        </m:r>
-        <m:d>
-          <m:dPr>
-            <m:begChr m:val="("/>
-            <m:sepChr m:val=""/>
-            <m:endChr m:val=")"/>
-            <m:grow/>
-          </m:dPr>
-          <m:e>
-            <m:r>
-              <m:t>r</m:t>
-            </m:r>
-            <m:r>
-              <m:rPr>
-                <m:sty m:val="p"/>
-              </m:rPr>
-              <m:t>log</m:t>
-            </m:r>
-            <m:r>
-              <m:t>π</m:t>
-            </m:r>
-            <m:r>
-              <m:rPr>
-                <m:sty m:val="p"/>
-              </m:rPr>
-              <m:t>+</m:t>
-            </m:r>
-            <m:r>
-              <m:rPr>
-                <m:sty m:val="p"/>
-              </m:rPr>
-              <m:t>(</m:t>
-            </m:r>
-            <m:r>
-              <m:t>n</m:t>
-            </m:r>
-            <m:r>
-              <m:rPr>
-                <m:sty m:val="p"/>
-              </m:rPr>
-              <m:t>−</m:t>
-            </m:r>
-            <m:r>
-              <m:t>r</m:t>
-            </m:r>
-            <m:r>
-              <m:rPr>
-                <m:sty m:val="p"/>
-              </m:rPr>
-              <m:t>)</m:t>
-            </m:r>
-            <m:r>
-              <m:rPr>
-                <m:sty m:val="p"/>
-              </m:rPr>
-              <m:t>log</m:t>
-            </m:r>
-            <m:r>
-              <m:rPr>
-                <m:sty m:val="p"/>
-              </m:rPr>
-              <m:t>(</m:t>
-            </m:r>
-            <m:r>
-              <m:t>1</m:t>
-            </m:r>
-            <m:r>
-              <m:rPr>
-                <m:sty m:val="p"/>
-              </m:rPr>
-              <m:t>−</m:t>
-            </m:r>
-            <m:r>
-              <m:t>π</m:t>
-            </m:r>
-            <m:r>
-              <m:rPr>
-                <m:sty m:val="p"/>
-              </m:rPr>
-              <m:t>)</m:t>
-            </m:r>
-          </m:e>
-        </m:d>
-        <m:r>
-          <m:t>​</m:t>
-        </m:r>
-      </m:oMath>
-      <w:r>
-        <w:t xml:space="preserve">.</w:t>
-      </w:r>
-      <w:r>
-        <w:t xml:space="preserve"> </w:t>
-      </w:r>
-      <w:r>
-        <w:t xml:space="preserve">We</w:t>
-      </w:r>
-      <w:r>
-        <w:t xml:space="preserve"> </w:t>
-      </w:r>
-      <w:hyperlink r:id="rId74">
-        <w:r>
-          <w:rPr>
-            <w:rStyle w:val="Hyperlink"/>
-          </w:rPr>
-          <w:t xml:space="preserve">estimate</w:t>
-        </w:r>
-      </w:hyperlink>
+        <w:t xml:space="preserve">Definition 16 (Effective number of parameters)</w:t>
+      </w:r>
+      <w:r>
+        <w:t xml:space="preserve"> </w:t>
+      </w:r>
+      <w:r>
+        <w:t xml:space="preserve">Let</w:t>
+      </w:r>
       <w:r>
         <w:t xml:space="preserve"> </w:t>
       </w:r>
@@ -20954,6 +20358,760 @@
         <w:t xml:space="preserve"> </w:t>
       </w:r>
       <w:r>
+        <w:t xml:space="preserve">be the</w:t>
+      </w:r>
+      <w:r>
+        <w:t xml:space="preserve"> </w:t>
+      </w:r>
+      <w:hyperlink w:anchor="def-mean-bayes-deviance">
+        <w:r>
+          <w:rPr>
+            <w:rStyle w:val="Hyperlink"/>
+          </w:rPr>
+          <w:t xml:space="preserve">posterior mean deviance</w:t>
+        </w:r>
+      </w:hyperlink>
+      <w:r>
+        <w:t xml:space="preserve">,</w:t>
+      </w:r>
+      <w:r>
+        <w:t xml:space="preserve"> </w:t>
+      </w:r>
+      <w:r>
+        <w:t xml:space="preserve">and let</w:t>
+      </w:r>
+      <w:r>
+        <w:t xml:space="preserve"> </w:t>
+      </w:r>
+      <w:r>
+        <w:t xml:space="preserve">$\bar{\mathord{\smash[b]{\underset{\raise.3ex\hbox{$\scriptstyle\sim$}}{\theta}}\vphantom{\theta}}} \stackrel{\text{def}}{=}{\mathbb{E}\mathopen{}\left[\mathord{\smash[b]{\underset{\raise.3ex\hbox{$\scriptstyle\sim$}}{\theta}}\vphantom{\theta}}\mid \mathord{\smash[b]{\underset{\raise.3ex\hbox{$\scriptstyle\sim$}}{y}}\vphantom{y}}\right]\mathclose{}}$</w:t>
+      </w:r>
+      <w:r>
+        <w:t xml:space="preserve"> </w:t>
+      </w:r>
+      <w:r>
+        <w:t xml:space="preserve">be the</w:t>
+      </w:r>
+      <w:r>
+        <w:t xml:space="preserve"> </w:t>
+      </w:r>
+      <w:hyperlink w:anchor="def-posterior">
+        <w:r>
+          <w:rPr>
+            <w:rStyle w:val="Hyperlink"/>
+          </w:rPr>
+          <w:t xml:space="preserve">posterior</w:t>
+        </w:r>
+      </w:hyperlink>
+      <w:r>
+        <w:t xml:space="preserve"> </w:t>
+      </w:r>
+      <w:r>
+        <w:t xml:space="preserve">mean of the parameters.</w:t>
+      </w:r>
+      <w:r>
+        <w:t xml:space="preserve"> </w:t>
+      </w:r>
+      <w:r>
+        <w:t xml:space="preserve">The</w:t>
+      </w:r>
+      <w:r>
+        <w:t xml:space="preserve"> </w:t>
+      </w:r>
+      <w:r>
+        <w:rPr>
+          <w:b/>
+          <w:bCs/>
+        </w:rPr>
+        <w:t xml:space="preserve">effective number of parameters</w:t>
+      </w:r>
+      <w:r>
+        <w:t xml:space="preserve"> </w:t>
+      </w:r>
+      <w:r>
+        <w:t xml:space="preserve">is</w:t>
+      </w:r>
+    </w:p>
+    <w:p>
+      <w:pPr>
+        <w:pStyle w:val="BodyText"/>
+      </w:pPr>
+      <w:r>
+        <w:t xml:space="preserve">$$
+    p_D \stackrel{\text{def}}{=}\overline{\operatorname{dev}_{\mathrm{DIC}}} - {\operatorname{dev}_{\mathrm{DIC}}\mathopen{}\left(\bar{\mathord{\smash[b]{\underset{\raise.3ex\hbox{$\scriptstyle\sim$}}{\theta}}\vphantom{\theta}}}\right)\mathclose{}}.
+    $$</w:t>
+      </w:r>
+    </w:p>
+    <w:bookmarkEnd w:id="73"/>
+    <w:bookmarkStart w:id="74" w:name="def-dic"/>
+    <w:p>
+      <w:pPr>
+        <w:pStyle w:val="FirstParagraph"/>
+      </w:pPr>
+      <w:r>
+        <w:rPr>
+          <w:b/>
+          <w:bCs/>
+        </w:rPr>
+        <w:t xml:space="preserve">Definition 17 (Deviance information criterion)</w:t>
+      </w:r>
+      <w:r>
+        <w:t xml:space="preserve"> </w:t>
+      </w:r>
+      <w:r>
+        <w:t xml:space="preserve">The</w:t>
+      </w:r>
+      <w:r>
+        <w:t xml:space="preserve"> </w:t>
+      </w:r>
+      <w:r>
+        <w:rPr>
+          <w:b/>
+          <w:bCs/>
+        </w:rPr>
+        <w:t xml:space="preserve">deviance information criterion</w:t>
+      </w:r>
+      <w:r>
+        <w:t xml:space="preserve"> </w:t>
+      </w:r>
+      <w:r>
+        <w:t xml:space="preserve">is</w:t>
+      </w:r>
+    </w:p>
+    <w:p>
+      <w:pPr>
+        <w:pStyle w:val="BodyText"/>
+      </w:pPr>
+      <w:r>
+        <w:t xml:space="preserve">$$
+    \operatorname{DIC} \stackrel{\text{def}}{=}{\operatorname{dev}_{\mathrm{DIC}}\mathopen{}\left(\bar{\mathord{\smash[b]{\underset{\raise.3ex\hbox{$\scriptstyle\sim$}}{\theta}}\vphantom{\theta}}}\right)\mathclose{}} + 2\,p_D,
+    $$</w:t>
+      </w:r>
+    </w:p>
+    <w:p>
+      <w:pPr>
+        <w:pStyle w:val="FirstParagraph"/>
+      </w:pPr>
+      <w:r>
+        <w:t xml:space="preserve">with</w:t>
+      </w:r>
+      <w:r>
+        <w:t xml:space="preserve"> </w:t>
+      </w:r>
+      <m:oMath>
+        <m:sSub>
+          <m:e>
+            <m:r>
+              <m:rPr>
+                <m:sty m:val="p"/>
+              </m:rPr>
+              <m:t>dev</m:t>
+            </m:r>
+          </m:e>
+          <m:sub>
+            <m:r>
+              <m:rPr>
+                <m:sty m:val="p"/>
+              </m:rPr>
+              <m:t>D</m:t>
+            </m:r>
+            <m:r>
+              <m:rPr>
+                <m:sty m:val="p"/>
+              </m:rPr>
+              <m:t>I</m:t>
+            </m:r>
+            <m:r>
+              <m:rPr>
+                <m:sty m:val="p"/>
+              </m:rPr>
+              <m:t>C</m:t>
+            </m:r>
+          </m:sub>
+        </m:sSub>
+      </m:oMath>
+      <w:r>
+        <w:t xml:space="preserve"> </w:t>
+      </w:r>
+      <w:r>
+        <w:t xml:space="preserve">from</w:t>
+      </w:r>
+      <w:r>
+        <w:t xml:space="preserve"> </w:t>
+      </w:r>
+      <w:hyperlink w:anchor="def-bayes-deviance">
+        <w:r>
+          <w:rPr>
+            <w:rStyle w:val="Hyperlink"/>
+          </w:rPr>
+          <w:t xml:space="preserve">Definition 14</w:t>
+        </w:r>
+      </w:hyperlink>
+      <w:r>
+        <w:t xml:space="preserve"> </w:t>
+      </w:r>
+      <w:r>
+        <w:t xml:space="preserve">and</w:t>
+      </w:r>
+      <w:r>
+        <w:t xml:space="preserve"> </w:t>
+      </w:r>
+      <m:oMath>
+        <m:sSub>
+          <m:e>
+            <m:r>
+              <m:t>p</m:t>
+            </m:r>
+          </m:e>
+          <m:sub>
+            <m:r>
+              <m:t>D</m:t>
+            </m:r>
+          </m:sub>
+        </m:sSub>
+      </m:oMath>
+      <w:r>
+        <w:t xml:space="preserve"> </w:t>
+      </w:r>
+      <w:r>
+        <w:t xml:space="preserve">from</w:t>
+      </w:r>
+      <w:r>
+        <w:t xml:space="preserve"> </w:t>
+      </w:r>
+      <w:hyperlink w:anchor="def-effective-parameters">
+        <w:r>
+          <w:rPr>
+            <w:rStyle w:val="Hyperlink"/>
+          </w:rPr>
+          <w:t xml:space="preserve">Definition 16</w:t>
+        </w:r>
+      </w:hyperlink>
+      <w:r>
+        <w:t xml:space="preserve">.</w:t>
+      </w:r>
+    </w:p>
+    <w:p>
+      <w:pPr>
+        <w:pStyle w:val="BodyText"/>
+      </w:pPr>
+      <w:r>
+        <w:t xml:space="preserve">Source:</w:t>
+      </w:r>
+      <w:r>
+        <w:t xml:space="preserve"> </w:t>
+      </w:r>
+      <w:r>
+        <w:t xml:space="preserve">Wikipedia contributors [11]</w:t>
+      </w:r>
+      <w:r>
+        <w:t xml:space="preserve">.</w:t>
+      </w:r>
+    </w:p>
+    <w:bookmarkEnd w:id="74"/>
+    <w:p>
+      <w:pPr>
+        <w:pStyle w:val="BodyText"/>
+      </w:pPr>
+      <w:r>
+        <w:t xml:space="preserve">Substituting</w:t>
+      </w:r>
+      <w:r>
+        <w:t xml:space="preserve"> </w:t>
+      </w:r>
+      <w:hyperlink w:anchor="def-effective-parameters">
+        <w:r>
+          <w:rPr>
+            <w:rStyle w:val="Hyperlink"/>
+          </w:rPr>
+          <w:t xml:space="preserve">Definition 16</w:t>
+        </w:r>
+      </w:hyperlink>
+      <w:r>
+        <w:t xml:space="preserve"> </w:t>
+      </w:r>
+      <w:r>
+        <w:t xml:space="preserve">gives an equivalent form:</w:t>
+      </w:r>
+    </w:p>
+    <w:p>
+      <w:pPr>
+        <w:pStyle w:val="BodyText"/>
+      </w:pPr>
+      <w:r>
+        <w:t xml:space="preserve">$$
+    \begin{aligned}
+    \operatorname{DIC}
+    &amp;= {\operatorname{dev}_{\mathrm{DIC}}\mathopen{}\left(\bar{\mathord{\smash[b]{\underset{\raise.3ex\hbox{$\scriptstyle\sim$}}{\theta}}\vphantom{\theta}}}\right)\mathclose{}} + 2\mathopen{}\left(\overline{\operatorname{dev}_{\mathrm{DIC}}} - {\operatorname{dev}_{\mathrm{DIC}}\mathopen{}\left(\bar{\mathord{\smash[b]{\underset{\raise.3ex\hbox{$\scriptstyle\sim$}}{\theta}}\vphantom{\theta}}}\right)\mathclose{}}\right)\mathclose{}
+    &amp;&amp; \text{(definition of $p_D$)}\\
+    &amp;= 2\overline{\operatorname{dev}_{\mathrm{DIC}}} - {\operatorname{dev}_{\mathrm{DIC}}\mathopen{}\left(\bar{\mathord{\smash[b]{\underset{\raise.3ex\hbox{$\scriptstyle\sim$}}{\theta}}\vphantom{\theta}}}\right)\mathclose{}}
+    &amp;&amp; \text{(collecting terms)}\\
+    &amp;= \overline{\operatorname{dev}_{\mathrm{DIC}}} + \mathopen{}\left(\overline{\operatorname{dev}_{\mathrm{DIC}}} - {\operatorname{dev}_{\mathrm{DIC}}\mathopen{}\left(\bar{\mathord{\smash[b]{\underset{\raise.3ex\hbox{$\scriptstyle\sim$}}{\theta}}\vphantom{\theta}}}\right)\mathclose{}}\right)\mathclose{}
+    &amp;&amp; \text{(splitting $2\overline{\operatorname{dev}_{\mathrm{DIC}}}$)}\\
+    &amp;= \overline{\operatorname{dev}_{\mathrm{DIC}}} + p_D
+    &amp;&amp; \text{(definition of $p_D$)}.
+    \end{aligned}
+    $$</w:t>
+      </w:r>
+    </w:p>
+    <w:p>
+      <w:pPr>
+        <w:pStyle w:val="FirstParagraph"/>
+      </w:pPr>
+      <w:r>
+        <w:t xml:space="preserve">The term</w:t>
+      </w:r>
+      <w:r>
+        <w:t xml:space="preserve"> </w:t>
+      </w:r>
+      <w:r>
+        <w:t xml:space="preserve">${\operatorname{dev}_{\mathrm{DIC}}\mathopen{}\left(\bar{\mathord{\smash[b]{\underset{\raise.3ex\hbox{$\scriptstyle\sim$}}{\theta}}\vphantom{\theta}}}\right)\mathclose{}}$</w:t>
+      </w:r>
+      <w:r>
+        <w:t xml:space="preserve"> </w:t>
+      </w:r>
+      <w:r>
+        <w:t xml:space="preserve">rewards fit,</w:t>
+      </w:r>
+      <w:r>
+        <w:t xml:space="preserve"> </w:t>
+      </w:r>
+      <w:r>
+        <w:t xml:space="preserve">while</w:t>
+      </w:r>
+      <w:r>
+        <w:t xml:space="preserve"> </w:t>
+      </w:r>
+      <m:oMath>
+        <m:sSub>
+          <m:e>
+            <m:r>
+              <m:t>p</m:t>
+            </m:r>
+          </m:e>
+          <m:sub>
+            <m:r>
+              <m:t>D</m:t>
+            </m:r>
+          </m:sub>
+        </m:sSub>
+      </m:oMath>
+      <w:r>
+        <w:t xml:space="preserve"> </w:t>
+      </w:r>
+      <w:r>
+        <w:t xml:space="preserve">penalizes complexity:</w:t>
+      </w:r>
+      <w:r>
+        <w:t xml:space="preserve"> </w:t>
+      </w:r>
+      <w:r>
+        <w:t xml:space="preserve">it measures how much the deviance is reduced, on average,</w:t>
+      </w:r>
+      <w:r>
+        <w:t xml:space="preserve"> </w:t>
+      </w:r>
+      <w:r>
+        <w:t xml:space="preserve">by letting the parameters adapt to the data.</w:t>
+      </w:r>
+      <w:r>
+        <w:t xml:space="preserve"> </w:t>
+      </w:r>
+      <w:r>
+        <w:t xml:space="preserve">As with Akaike’s criterion, lower DIC is better,</w:t>
+      </w:r>
+      <w:r>
+        <w:t xml:space="preserve"> </w:t>
+      </w:r>
+      <w:r>
+        <w:t xml:space="preserve">and only differences in DIC between models fit to the same data are meaningful</w:t>
+      </w:r>
+      <w:r>
+        <w:t xml:space="preserve"> </w:t>
+      </w:r>
+      <w:r>
+        <w:t xml:space="preserve">[1, Ch. 13], p. 306</w:t>
+      </w:r>
+      <w:r>
+        <w:t xml:space="preserve">.</w:t>
+      </w:r>
+      <w:r>
+        <w:t xml:space="preserve"> </w:t>
+      </w:r>
+      <w:r>
+        <w:t xml:space="preserve">Both</w:t>
+      </w:r>
+      <w:r>
+        <w:t xml:space="preserve"> </w:t>
+      </w:r>
+      <m:oMath>
+        <m:bar>
+          <m:barPr>
+            <m:pos m:val="top"/>
+          </m:barPr>
+          <m:e>
+            <m:sSub>
+              <m:e>
+                <m:r>
+                  <m:rPr>
+                    <m:sty m:val="p"/>
+                  </m:rPr>
+                  <m:t>dev</m:t>
+                </m:r>
+              </m:e>
+              <m:sub>
+                <m:r>
+                  <m:rPr>
+                    <m:sty m:val="p"/>
+                  </m:rPr>
+                  <m:t>D</m:t>
+                </m:r>
+                <m:r>
+                  <m:rPr>
+                    <m:sty m:val="p"/>
+                  </m:rPr>
+                  <m:t>I</m:t>
+                </m:r>
+                <m:r>
+                  <m:rPr>
+                    <m:sty m:val="p"/>
+                  </m:rPr>
+                  <m:t>C</m:t>
+                </m:r>
+              </m:sub>
+            </m:sSub>
+          </m:e>
+        </m:bar>
+      </m:oMath>
+      <w:r>
+        <w:t xml:space="preserve"> </w:t>
+      </w:r>
+      <w:r>
+        <w:t xml:space="preserve">and</w:t>
+      </w:r>
+      <w:r>
+        <w:t xml:space="preserve"> </w:t>
+      </w:r>
+      <w:r>
+        <w:t xml:space="preserve">$\bar{\mathord{\smash[b]{\underset{\raise.3ex\hbox{$\scriptstyle\sim$}}{\theta}}\vphantom{\theta}}}$</w:t>
+      </w:r>
+      <w:r>
+        <w:t xml:space="preserve"> </w:t>
+      </w:r>
+      <w:r>
+        <w:t xml:space="preserve">are</w:t>
+      </w:r>
+      <w:r>
+        <w:t xml:space="preserve"> </w:t>
+      </w:r>
+      <w:hyperlink w:anchor="def-monte-carlo-estimate">
+        <w:r>
+          <w:rPr>
+            <w:rStyle w:val="Hyperlink"/>
+          </w:rPr>
+          <w:t xml:space="preserve">Monte Carlo estimates</w:t>
+        </w:r>
+      </w:hyperlink>
+      <w:r>
+        <w:t xml:space="preserve"> </w:t>
+      </w:r>
+      <w:r>
+        <w:t xml:space="preserve">from the posterior draws,</w:t>
+      </w:r>
+      <w:r>
+        <w:t xml:space="preserve"> </w:t>
+      </w:r>
+      <w:r>
+        <w:t xml:space="preserve">so DIC is a by-product of an MCMC run.</w:t>
+      </w:r>
+    </w:p>
+    <w:bookmarkStart w:id="76" w:name="exm-dic-bernoulli"/>
+    <w:p>
+      <w:pPr>
+        <w:pStyle w:val="BodyText"/>
+      </w:pPr>
+      <w:r>
+        <w:rPr>
+          <w:b/>
+          <w:bCs/>
+        </w:rPr>
+        <w:t xml:space="preserve">Example 12 (DIC for the Bernoulli model)</w:t>
+      </w:r>
+      <w:r>
+        <w:t xml:space="preserve"> </w:t>
+      </w:r>
+      <w:r>
+        <w:t xml:space="preserve">For</w:t>
+      </w:r>
+      <w:r>
+        <w:t xml:space="preserve"> </w:t>
+      </w:r>
+      <m:oMath>
+        <m:r>
+          <m:t>r</m:t>
+        </m:r>
+        <m:r>
+          <m:rPr>
+            <m:sty m:val="p"/>
+          </m:rPr>
+          <m:t>=</m:t>
+        </m:r>
+        <m:r>
+          <m:t>55</m:t>
+        </m:r>
+      </m:oMath>
+      <w:r>
+        <w:t xml:space="preserve"> </w:t>
+      </w:r>
+      <w:r>
+        <w:t xml:space="preserve">successes in</w:t>
+      </w:r>
+      <w:r>
+        <w:t xml:space="preserve"> </w:t>
+      </w:r>
+      <m:oMath>
+        <m:r>
+          <m:t>n</m:t>
+        </m:r>
+        <m:r>
+          <m:rPr>
+            <m:sty m:val="p"/>
+          </m:rPr>
+          <m:t>=</m:t>
+        </m:r>
+        <m:r>
+          <m:t>91</m:t>
+        </m:r>
+      </m:oMath>
+      <w:r>
+        <w:t xml:space="preserve"> </w:t>
+      </w:r>
+      <w:r>
+        <w:t xml:space="preserve">trials,</w:t>
+      </w:r>
+      <w:r>
+        <w:t xml:space="preserve"> </w:t>
+      </w:r>
+      <m:oMath>
+        <m:sSub>
+          <m:e>
+            <m:r>
+              <m:rPr>
+                <m:sty m:val="p"/>
+              </m:rPr>
+              <m:t>dev</m:t>
+            </m:r>
+          </m:e>
+          <m:sub>
+            <m:r>
+              <m:rPr>
+                <m:sty m:val="p"/>
+              </m:rPr>
+              <m:t>D</m:t>
+            </m:r>
+            <m:r>
+              <m:rPr>
+                <m:sty m:val="p"/>
+              </m:rPr>
+              <m:t>I</m:t>
+            </m:r>
+            <m:r>
+              <m:rPr>
+                <m:sty m:val="p"/>
+              </m:rPr>
+              <m:t>C</m:t>
+            </m:r>
+          </m:sub>
+        </m:sSub>
+        <m:r>
+          <m:t>​</m:t>
+        </m:r>
+        <m:d>
+          <m:dPr>
+            <m:begChr m:val="("/>
+            <m:sepChr m:val=""/>
+            <m:endChr m:val=")"/>
+            <m:grow/>
+          </m:dPr>
+          <m:e>
+            <m:r>
+              <m:t>π</m:t>
+            </m:r>
+          </m:e>
+        </m:d>
+        <m:r>
+          <m:t>​</m:t>
+        </m:r>
+        <m:r>
+          <m:rPr>
+            <m:sty m:val="p"/>
+          </m:rPr>
+          <m:t>=</m:t>
+        </m:r>
+        <m:r>
+          <m:rPr>
+            <m:sty m:val="p"/>
+          </m:rPr>
+          <m:t>−</m:t>
+        </m:r>
+        <m:r>
+          <m:t>2</m:t>
+        </m:r>
+        <m:r>
+          <m:t>​</m:t>
+        </m:r>
+        <m:d>
+          <m:dPr>
+            <m:begChr m:val="("/>
+            <m:sepChr m:val=""/>
+            <m:endChr m:val=")"/>
+            <m:grow/>
+          </m:dPr>
+          <m:e>
+            <m:r>
+              <m:t>r</m:t>
+            </m:r>
+            <m:r>
+              <m:rPr>
+                <m:sty m:val="p"/>
+              </m:rPr>
+              <m:t>log</m:t>
+            </m:r>
+            <m:r>
+              <m:t>π</m:t>
+            </m:r>
+            <m:r>
+              <m:rPr>
+                <m:sty m:val="p"/>
+              </m:rPr>
+              <m:t>+</m:t>
+            </m:r>
+            <m:r>
+              <m:rPr>
+                <m:sty m:val="p"/>
+              </m:rPr>
+              <m:t>(</m:t>
+            </m:r>
+            <m:r>
+              <m:t>n</m:t>
+            </m:r>
+            <m:r>
+              <m:rPr>
+                <m:sty m:val="p"/>
+              </m:rPr>
+              <m:t>−</m:t>
+            </m:r>
+            <m:r>
+              <m:t>r</m:t>
+            </m:r>
+            <m:r>
+              <m:rPr>
+                <m:sty m:val="p"/>
+              </m:rPr>
+              <m:t>)</m:t>
+            </m:r>
+            <m:r>
+              <m:rPr>
+                <m:sty m:val="p"/>
+              </m:rPr>
+              <m:t>log</m:t>
+            </m:r>
+            <m:r>
+              <m:rPr>
+                <m:sty m:val="p"/>
+              </m:rPr>
+              <m:t>(</m:t>
+            </m:r>
+            <m:r>
+              <m:t>1</m:t>
+            </m:r>
+            <m:r>
+              <m:rPr>
+                <m:sty m:val="p"/>
+              </m:rPr>
+              <m:t>−</m:t>
+            </m:r>
+            <m:r>
+              <m:t>π</m:t>
+            </m:r>
+            <m:r>
+              <m:rPr>
+                <m:sty m:val="p"/>
+              </m:rPr>
+              <m:t>)</m:t>
+            </m:r>
+          </m:e>
+        </m:d>
+        <m:r>
+          <m:t>​</m:t>
+        </m:r>
+      </m:oMath>
+      <w:r>
+        <w:t xml:space="preserve">.</w:t>
+      </w:r>
+      <w:r>
+        <w:t xml:space="preserve"> </w:t>
+      </w:r>
+      <w:r>
+        <w:t xml:space="preserve">We</w:t>
+      </w:r>
+      <w:r>
+        <w:t xml:space="preserve"> </w:t>
+      </w:r>
+      <w:hyperlink r:id="rId75">
+        <w:r>
+          <w:rPr>
+            <w:rStyle w:val="Hyperlink"/>
+          </w:rPr>
+          <w:t xml:space="preserve">estimate</w:t>
+        </w:r>
+      </w:hyperlink>
+      <w:r>
+        <w:t xml:space="preserve"> </w:t>
+      </w:r>
+      <m:oMath>
+        <m:bar>
+          <m:barPr>
+            <m:pos m:val="top"/>
+          </m:barPr>
+          <m:e>
+            <m:sSub>
+              <m:e>
+                <m:r>
+                  <m:rPr>
+                    <m:sty m:val="p"/>
+                  </m:rPr>
+                  <m:t>dev</m:t>
+                </m:r>
+              </m:e>
+              <m:sub>
+                <m:r>
+                  <m:rPr>
+                    <m:sty m:val="p"/>
+                  </m:rPr>
+                  <m:t>D</m:t>
+                </m:r>
+                <m:r>
+                  <m:rPr>
+                    <m:sty m:val="p"/>
+                  </m:rPr>
+                  <m:t>I</m:t>
+                </m:r>
+                <m:r>
+                  <m:rPr>
+                    <m:sty m:val="p"/>
+                  </m:rPr>
+                  <m:t>C</m:t>
+                </m:r>
+              </m:sub>
+            </m:sSub>
+          </m:e>
+        </m:bar>
+      </m:oMath>
+      <w:r>
+        <w:t xml:space="preserve"> </w:t>
+      </w:r>
+      <w:r>
         <w:t xml:space="preserve">and</w:t>
       </w:r>
       <w:r>
@@ -21726,8 +21884,8 @@
         <w:t xml:space="preserve">is close to 1.</w:t>
       </w:r>
     </w:p>
-    <w:bookmarkEnd w:id="75"/>
-    <w:bookmarkStart w:id="76" w:name="rem-dic-caveats"/>
+    <w:bookmarkEnd w:id="76"/>
+    <w:bookmarkStart w:id="77" w:name="rem-dic-caveats"/>
     <w:p>
       <w:pPr>
         <w:pStyle w:val="BodyText"/>
@@ -21767,9 +21925,9 @@
         <w:t xml:space="preserve">.</w:t>
       </w:r>
     </w:p>
-    <w:bookmarkEnd w:id="76"/>
     <w:bookmarkEnd w:id="77"/>
-    <w:bookmarkStart w:id="101" w:name="references"/>
+    <w:bookmarkEnd w:id="78"/>
+    <w:bookmarkStart w:id="102" w:name="references"/>
     <w:p>
       <w:pPr>
         <w:pStyle w:val="Heading2"/>
@@ -21778,8 +21936,8 @@
         <w:t xml:space="preserve">References</w:t>
       </w:r>
     </w:p>
-    <w:bookmarkStart w:id="100" w:name="refs"/>
-    <w:bookmarkStart w:id="79" w:name="ref-dobson4e"/>
+    <w:bookmarkStart w:id="101" w:name="refs"/>
+    <w:bookmarkStart w:id="80" w:name="ref-dobson4e"/>
     <w:p>
       <w:pPr>
         <w:pStyle w:val="Bibliography"/>
@@ -21812,7 +21970,7 @@
       <w:r>
         <w:t xml:space="preserve"> </w:t>
       </w:r>
-      <w:hyperlink r:id="rId78">
+      <w:hyperlink r:id="rId79">
         <w:r>
           <w:rPr>
             <w:rStyle w:val="Hyperlink"/>
@@ -21824,8 +21982,8 @@
         <w:t xml:space="preserve">.</w:t>
       </w:r>
     </w:p>
-    <w:bookmarkEnd w:id="79"/>
-    <w:bookmarkStart w:id="81" w:name="ref-wikipedia_markov_chain_monte_carlo"/>
+    <w:bookmarkEnd w:id="80"/>
+    <w:bookmarkStart w:id="82" w:name="ref-wikipedia_markov_chain_monte_carlo"/>
     <w:p>
       <w:pPr>
         <w:pStyle w:val="Bibliography"/>
@@ -21872,7 +22030,7 @@
       <w:r>
         <w:t xml:space="preserve"> </w:t>
       </w:r>
-      <w:hyperlink r:id="rId80">
+      <w:hyperlink r:id="rId81">
         <w:r>
           <w:rPr>
             <w:rStyle w:val="Hyperlink"/>
@@ -21881,8 +22039,8 @@
         </w:r>
       </w:hyperlink>
     </w:p>
-    <w:bookmarkEnd w:id="81"/>
-    <w:bookmarkStart w:id="83" w:name="ref-wikipedia_monte_carlo_method"/>
+    <w:bookmarkEnd w:id="82"/>
+    <w:bookmarkStart w:id="84" w:name="ref-wikipedia_monte_carlo_method"/>
     <w:p>
       <w:pPr>
         <w:pStyle w:val="Bibliography"/>
@@ -21929,7 +22087,7 @@
       <w:r>
         <w:t xml:space="preserve"> </w:t>
       </w:r>
-      <w:hyperlink r:id="rId82">
+      <w:hyperlink r:id="rId83">
         <w:r>
           <w:rPr>
             <w:rStyle w:val="Hyperlink"/>
@@ -21938,8 +22096,8 @@
         </w:r>
       </w:hyperlink>
     </w:p>
-    <w:bookmarkEnd w:id="83"/>
-    <w:bookmarkStart w:id="85" w:name="ref-wikipedia_markov_chain"/>
+    <w:bookmarkEnd w:id="84"/>
+    <w:bookmarkStart w:id="86" w:name="ref-wikipedia_markov_chain"/>
     <w:p>
       <w:pPr>
         <w:pStyle w:val="Bibliography"/>
@@ -21986,7 +22144,7 @@
       <w:r>
         <w:t xml:space="preserve"> </w:t>
       </w:r>
-      <w:hyperlink r:id="rId84">
+      <w:hyperlink r:id="rId85">
         <w:r>
           <w:rPr>
             <w:rStyle w:val="Hyperlink"/>
@@ -21995,8 +22153,8 @@
         </w:r>
       </w:hyperlink>
     </w:p>
-    <w:bookmarkEnd w:id="85"/>
-    <w:bookmarkStart w:id="87" w:name="ref-wikipedia_stationary_distribution"/>
+    <w:bookmarkEnd w:id="86"/>
+    <w:bookmarkStart w:id="88" w:name="ref-wikipedia_stationary_distribution"/>
     <w:p>
       <w:pPr>
         <w:pStyle w:val="Bibliography"/>
@@ -22043,7 +22201,7 @@
       <w:r>
         <w:t xml:space="preserve"> </w:t>
       </w:r>
-      <w:hyperlink r:id="rId86">
+      <w:hyperlink r:id="rId87">
         <w:r>
           <w:rPr>
             <w:rStyle w:val="Hyperlink"/>
@@ -22052,8 +22210,8 @@
         </w:r>
       </w:hyperlink>
     </w:p>
-    <w:bookmarkEnd w:id="87"/>
-    <w:bookmarkStart w:id="89" w:name="ref-CaseBerg01"/>
+    <w:bookmarkEnd w:id="88"/>
+    <w:bookmarkStart w:id="90" w:name="ref-CaseBerg01"/>
     <w:p>
       <w:pPr>
         <w:pStyle w:val="Bibliography"/>
@@ -22086,7 +22244,7 @@
       <w:r>
         <w:t xml:space="preserve"> </w:t>
       </w:r>
-      <w:hyperlink r:id="rId88">
+      <w:hyperlink r:id="rId89">
         <w:r>
           <w:rPr>
             <w:rStyle w:val="Hyperlink"/>
@@ -22095,8 +22253,8 @@
         </w:r>
       </w:hyperlink>
     </w:p>
-    <w:bookmarkEnd w:id="89"/>
-    <w:bookmarkStart w:id="91" w:name="ref-gelman2013bda"/>
+    <w:bookmarkEnd w:id="90"/>
+    <w:bookmarkStart w:id="92" w:name="ref-gelman2013bda"/>
     <w:p>
       <w:pPr>
         <w:pStyle w:val="Bibliography"/>
@@ -22129,7 +22287,7 @@
       <w:r>
         <w:t xml:space="preserve"> </w:t>
       </w:r>
-      <w:hyperlink r:id="rId90">
+      <w:hyperlink r:id="rId91">
         <w:r>
           <w:rPr>
             <w:rStyle w:val="Hyperlink"/>
@@ -22141,8 +22299,8 @@
         <w:t xml:space="preserve">.</w:t>
       </w:r>
     </w:p>
-    <w:bookmarkEnd w:id="91"/>
-    <w:bookmarkStart w:id="93" w:name="ref-robert2004mcsm"/>
+    <w:bookmarkEnd w:id="92"/>
+    <w:bookmarkStart w:id="94" w:name="ref-robert2004mcsm"/>
     <w:p>
       <w:pPr>
         <w:pStyle w:val="Bibliography"/>
@@ -22175,7 +22333,7 @@
       <w:r>
         <w:t xml:space="preserve"> </w:t>
       </w:r>
-      <w:hyperlink r:id="rId92">
+      <w:hyperlink r:id="rId93">
         <w:r>
           <w:rPr>
             <w:rStyle w:val="Hyperlink"/>
@@ -22187,8 +22345,8 @@
         <w:t xml:space="preserve">.</w:t>
       </w:r>
     </w:p>
-    <w:bookmarkEnd w:id="93"/>
-    <w:bookmarkStart w:id="95" w:name="X0a397c7ca9bb93e4a8b0185e95bc53522f3477c"/>
+    <w:bookmarkEnd w:id="94"/>
+    <w:bookmarkStart w:id="96" w:name="X0a397c7ca9bb93e4a8b0185e95bc53522f3477c"/>
     <w:p>
       <w:pPr>
         <w:pStyle w:val="Bibliography"/>
@@ -22235,7 +22393,7 @@
       <w:r>
         <w:t xml:space="preserve"> </w:t>
       </w:r>
-      <w:hyperlink r:id="rId94">
+      <w:hyperlink r:id="rId95">
         <w:r>
           <w:rPr>
             <w:rStyle w:val="Hyperlink"/>
@@ -22244,8 +22402,8 @@
         </w:r>
       </w:hyperlink>
     </w:p>
-    <w:bookmarkEnd w:id="95"/>
-    <w:bookmarkStart w:id="97" w:name="ref-wikipedia_gibbs_sampling"/>
+    <w:bookmarkEnd w:id="96"/>
+    <w:bookmarkStart w:id="98" w:name="ref-wikipedia_gibbs_sampling"/>
     <w:p>
       <w:pPr>
         <w:pStyle w:val="Bibliography"/>
@@ -22292,7 +22450,7 @@
       <w:r>
         <w:t xml:space="preserve"> </w:t>
       </w:r>
-      <w:hyperlink r:id="rId96">
+      <w:hyperlink r:id="rId97">
         <w:r>
           <w:rPr>
             <w:rStyle w:val="Hyperlink"/>
@@ -22301,8 +22459,8 @@
         </w:r>
       </w:hyperlink>
     </w:p>
-    <w:bookmarkEnd w:id="97"/>
-    <w:bookmarkStart w:id="99" w:name="Xd7292e24074baff789bf2200686314ff38f3ab0"/>
+    <w:bookmarkEnd w:id="98"/>
+    <w:bookmarkStart w:id="100" w:name="Xd7292e24074baff789bf2200686314ff38f3ab0"/>
     <w:p>
       <w:pPr>
         <w:pStyle w:val="Bibliography"/>
@@ -22349,7 +22507,7 @@
       <w:r>
         <w:t xml:space="preserve"> </w:t>
       </w:r>
-      <w:hyperlink r:id="rId98">
+      <w:hyperlink r:id="rId99">
         <w:r>
           <w:rPr>
             <w:rStyle w:val="Hyperlink"/>
@@ -22358,9 +22516,9 @@
         </w:r>
       </w:hyperlink>
     </w:p>
-    <w:bookmarkEnd w:id="99"/>
     <w:bookmarkEnd w:id="100"/>
     <w:bookmarkEnd w:id="101"/>
+    <w:bookmarkEnd w:id="102"/>
     <w:sectPr>
       <w:footnotePr>
         <w:numRestart w:val="eachSect"/>
